--- a/seminar/ביבליוגרפיה-וראשי-פרקים.docx
+++ b/seminar/ביבליוגרפיה-וראשי-פרקים.docx
@@ -2510,7 +2510,7 @@
           <w:szCs w:val="28"/>
           <w:rtl/>
         </w:rPr>
-        <w:t xml:space="preserve">פרק 3: "מי כמונו יודע" – דיבור, שותפות ויצירה כדרכי התמודדות</w:t>
+        <w:t xml:space="preserve">פרק 3: "מי כמונו יודע" – דיבור, אידאולוגיה, הסתרה וכתיבה כדרכי התמודדות</w:t>
       </w:r>
     </w:p>
     <w:p>
@@ -2550,7 +2550,70 @@
           <w:szCs w:val="24"/>
           <w:rtl/>
         </w:rPr>
-        <w:t xml:space="preserve">מפגש בבית קפה: אמריקאי, סופר שכתב שלושה ספרים וזכה בפרס, "לא הפסיק לדבר"; כל משפט שני נפתח ב"ומי כמונו יודע..."; המספר-מאזין ותחושת האחדות; התפתחות המפגש וסיומו [להשלים על פי הטקסט המלא].</w:t>
+        <w:t xml:space="preserve">המספר יושב בבית קפה מול סופר אמריקאי "שלא הפסיק לדבר": שלושה ספרים, פרס בין-לאומי "שלא שמעתי עליו מעולם", וכל משפט שני נפתח ב"ומי כמונו יודע...".</w:t>
+      </w:r>
+    </w:p>
+    <w:p>
+      <w:pPr>
+        <w:pStyle w:val="ListParagraph"/>
+        <w:numPr>
+          <w:ilvl w:val="0"/>
+          <w:numId w:val="3"/>
+        </w:numPr>
+        <w:bidi/>
+        <w:spacing w:after="60" w:line="360"/>
+        <w:jc w:val="both"/>
+      </w:pPr>
+      <w:r>
+        <w:rPr>
+          <w:rFonts w:ascii="David" w:cs="David" w:eastAsia="David" w:hAnsi="David"/>
+          <w:sz w:val="24"/>
+          <w:szCs w:val="24"/>
+          <w:rtl/>
+        </w:rPr>
+        <w:t xml:space="preserve">סיפור חייו של הזר: לימודי כתיבה, משפחה, ילד שנהרג בתאונת דרכים, גירושים, גיור והתפקרות, הצטרפות לתנועת מינימליזם – "שני זוגות תחתונים ועט אחד".</w:t>
+      </w:r>
+    </w:p>
+    <w:p>
+      <w:pPr>
+        <w:pStyle w:val="ListParagraph"/>
+        <w:numPr>
+          <w:ilvl w:val="0"/>
+          <w:numId w:val="3"/>
+        </w:numPr>
+        <w:bidi/>
+        <w:spacing w:after="60" w:line="360"/>
+        <w:jc w:val="both"/>
+      </w:pPr>
+      <w:r>
+        <w:rPr>
+          <w:rFonts w:ascii="David" w:cs="David" w:eastAsia="David" w:hAnsi="David"/>
+          <w:sz w:val="24"/>
+          <w:szCs w:val="24"/>
+          <w:rtl/>
+        </w:rPr>
+        <w:t xml:space="preserve">המספר מסתיר שיש לו "לפחות עשרים" זוגות תחתונים – "פחדתי שזה ירחיק בינינו".</w:t>
+      </w:r>
+    </w:p>
+    <w:p>
+      <w:pPr>
+        <w:pStyle w:val="ListParagraph"/>
+        <w:numPr>
+          <w:ilvl w:val="0"/>
+          <w:numId w:val="3"/>
+        </w:numPr>
+        <w:bidi/>
+        <w:spacing w:after="60" w:line="360"/>
+        <w:jc w:val="both"/>
+      </w:pPr>
+      <w:r>
+        <w:rPr>
+          <w:rFonts w:ascii="David" w:cs="David" w:eastAsia="David" w:hAnsi="David"/>
+          <w:sz w:val="24"/>
+          <w:szCs w:val="24"/>
+          <w:rtl/>
+        </w:rPr>
+        <w:t xml:space="preserve">השקיעה: "אתה ואני יכולים, בעזרת הכתיבה, לשמר את היופי הזה לנצח"; הצוואר של המספר מתחיל לכאוב; "גם אני"; והסיום – "הסיפור הבא שלי הולך להיות על מישהו שנתפס לו הצוואר".</w:t>
       </w:r>
     </w:p>
     <w:p>
@@ -2569,28 +2632,28 @@
           <w:szCs w:val="24"/>
           <w:rtl/>
         </w:rPr>
-        <w:t xml:space="preserve">3.2 הקושי: בדידות, ניכור וצורך בהכרה</w:t>
-      </w:r>
-    </w:p>
-    <w:p>
-      <w:pPr>
-        <w:pStyle w:val="ListParagraph"/>
-        <w:numPr>
-          <w:ilvl w:val="0"/>
-          <w:numId w:val="3"/>
-        </w:numPr>
-        <w:bidi/>
-        <w:spacing w:after="60" w:line="360"/>
-        <w:jc w:val="both"/>
-      </w:pPr>
-      <w:r>
-        <w:rPr>
-          <w:rFonts w:ascii="David" w:cs="David" w:eastAsia="David" w:hAnsi="David"/>
-          <w:sz w:val="24"/>
-          <w:szCs w:val="24"/>
-          <w:rtl/>
-        </w:rPr>
-        <w:t xml:space="preserve">הדיבור הכפוי – "כאילו יש לו יותר מדי דברים להגיד והוא חייב להספיק את כולם" – כסימן למצוקה; הסופר שלא שמעו עליו.</w:t>
+        <w:t xml:space="preserve">3.2 הקושי: אובדן, כישלון ובדידות</w:t>
+      </w:r>
+    </w:p>
+    <w:p>
+      <w:pPr>
+        <w:pStyle w:val="ListParagraph"/>
+        <w:numPr>
+          <w:ilvl w:val="0"/>
+          <w:numId w:val="3"/>
+        </w:numPr>
+        <w:bidi/>
+        <w:spacing w:after="60" w:line="360"/>
+        <w:jc w:val="both"/>
+      </w:pPr>
+      <w:r>
+        <w:rPr>
+          <w:rFonts w:ascii="David" w:cs="David" w:eastAsia="David" w:hAnsi="David"/>
+          <w:sz w:val="24"/>
+          <w:szCs w:val="24"/>
+          <w:rtl/>
+        </w:rPr>
+        <w:t xml:space="preserve">אצל הזר – שרשרת אסונות (מות הילד, פירוק המשפחה) ותהייה על ערך היצירה; אצל המספר – מבוכה, בדידות מול זר כופה, וצורך לשמר קשר במחיר של הסתרה.</w:t>
       </w:r>
     </w:p>
     <w:p>
@@ -2630,7 +2693,28 @@
           <w:szCs w:val="24"/>
           <w:rtl/>
         </w:rPr>
-        <w:t xml:space="preserve">הביטוי החוזר יוצר "אנחנו" מדומה; הדיבור כמנגנון ויסות רגשי (Lazarus &amp; Folkman, 1984 – התמודדות ממוקדת-רגש; חיפוש תמיכה חברתית).</w:t>
+        <w:t xml:space="preserve">הביטוי החוזר יוצר "אנחנו" מדומה ומגייס את המאזין לשותפות – דיבור בלתי פוסק כוויסות רגשי וכחיפוש תמיכה חברתית (Lazarus &amp; Folkman, 1984).</w:t>
+      </w:r>
+    </w:p>
+    <w:p>
+      <w:pPr>
+        <w:pStyle w:val="ListParagraph"/>
+        <w:numPr>
+          <w:ilvl w:val="0"/>
+          <w:numId w:val="3"/>
+        </w:numPr>
+        <w:bidi/>
+        <w:spacing w:after="60" w:line="360"/>
+        <w:jc w:val="both"/>
+      </w:pPr>
+      <w:r>
+        <w:rPr>
+          <w:rFonts w:ascii="David" w:cs="David" w:eastAsia="David" w:hAnsi="David"/>
+          <w:sz w:val="24"/>
+          <w:szCs w:val="24"/>
+          <w:rtl/>
+        </w:rPr>
+        <w:t xml:space="preserve">"תאומים סיאמיים... לב אחד גדול וכואב" – הדימוי הגופני-פנטסטי האופייני לקרת: שותפות כפויה של כאב.</w:t>
       </w:r>
     </w:p>
     <w:p>
@@ -2649,28 +2733,49 @@
           <w:szCs w:val="24"/>
           <w:rtl/>
         </w:rPr>
-        <w:t xml:space="preserve">3.4 התמודדות באמצעות שותפות: "תאומים סיאמיים... לב אחד גדול וכואב"</w:t>
-      </w:r>
-    </w:p>
-    <w:p>
-      <w:pPr>
-        <w:pStyle w:val="ListParagraph"/>
-        <w:numPr>
-          <w:ilvl w:val="0"/>
-          <w:numId w:val="3"/>
-        </w:numPr>
-        <w:bidi/>
-        <w:spacing w:after="60" w:line="360"/>
-        <w:jc w:val="both"/>
-      </w:pPr>
-      <w:r>
-        <w:rPr>
-          <w:rFonts w:ascii="David" w:cs="David" w:eastAsia="David" w:hAnsi="David"/>
-          <w:sz w:val="24"/>
-          <w:szCs w:val="24"/>
-          <w:rtl/>
-        </w:rPr>
-        <w:t xml:space="preserve">הדימוי הפנטסטי-גופני של קרת; אמפתיה כפויה לעומת אמפתיה אמיתית; המטרונום כפעימה משותפת של כאב.</w:t>
+        <w:t xml:space="preserve">3.4 התמודדות באמצעות אידאולוגיה: המינימליזם והחלפת האמונות</w:t>
+      </w:r>
+    </w:p>
+    <w:p>
+      <w:pPr>
+        <w:pStyle w:val="ListParagraph"/>
+        <w:numPr>
+          <w:ilvl w:val="0"/>
+          <w:numId w:val="3"/>
+        </w:numPr>
+        <w:bidi/>
+        <w:spacing w:after="60" w:line="360"/>
+        <w:jc w:val="both"/>
+      </w:pPr>
+      <w:r>
+        <w:rPr>
+          <w:rFonts w:ascii="David" w:cs="David" w:eastAsia="David" w:hAnsi="David"/>
+          <w:sz w:val="24"/>
+          <w:szCs w:val="24"/>
+          <w:rtl/>
+        </w:rPr>
+        <w:t xml:space="preserve">גיור, התפקרות, מינימליזם, "עט אחד זה די והותר" – הזר מגיב לאובדן בבנייה מחדש של חוקי חיים (קצמן, 2005: געגוע לעולם בעל חוקים משלו).</w:t>
+      </w:r>
+    </w:p>
+    <w:p>
+      <w:pPr>
+        <w:pStyle w:val="ListParagraph"/>
+        <w:numPr>
+          <w:ilvl w:val="0"/>
+          <w:numId w:val="3"/>
+        </w:numPr>
+        <w:bidi/>
+        <w:spacing w:after="60" w:line="360"/>
+        <w:jc w:val="both"/>
+      </w:pPr>
+      <w:r>
+        <w:rPr>
+          <w:rFonts w:ascii="David" w:cs="David" w:eastAsia="David" w:hAnsi="David"/>
+          <w:sz w:val="24"/>
+          <w:szCs w:val="24"/>
+          <w:rtl/>
+        </w:rPr>
+        <w:t xml:space="preserve">לכאורה התמודדות ממוקדת-בעיה, למעשה הימנעות: הצמצום החומרי כתחליף לעיבוד האבל (Rubin, 1999 – מסלול התפקוד לעומת מסלול הקשר).</w:t>
       </w:r>
     </w:p>
     <w:p>
@@ -2689,28 +2794,28 @@
           <w:szCs w:val="24"/>
           <w:rtl/>
         </w:rPr>
-        <w:t xml:space="preserve">3.5 התמודדות באמצעות יצירה: "יצירה היא בסך הכול פעולת הסחה"</w:t>
-      </w:r>
-    </w:p>
-    <w:p>
-      <w:pPr>
-        <w:pStyle w:val="ListParagraph"/>
-        <w:numPr>
-          <w:ilvl w:val="0"/>
-          <w:numId w:val="3"/>
-        </w:numPr>
-        <w:bidi/>
-        <w:spacing w:after="60" w:line="360"/>
-        <w:jc w:val="both"/>
-      </w:pPr>
-      <w:r>
-        <w:rPr>
-          <w:rFonts w:ascii="David" w:cs="David" w:eastAsia="David" w:hAnsi="David"/>
-          <w:sz w:val="24"/>
-          <w:szCs w:val="24"/>
-          <w:rtl/>
-        </w:rPr>
-        <w:t xml:space="preserve">הכתיבה כהסחת דעת מן המציאות – עמדה מטא-פואטית של קרת על תפקיד הספרות בהתמודדות (קצמן, 2005; טאוב, 1997).</w:t>
+        <w:t xml:space="preserve">3.5 התמודדות באמצעות הסתרה והסכמה: התחתונים והשקיעה</w:t>
+      </w:r>
+    </w:p>
+    <w:p>
+      <w:pPr>
+        <w:pStyle w:val="ListParagraph"/>
+        <w:numPr>
+          <w:ilvl w:val="0"/>
+          <w:numId w:val="3"/>
+        </w:numPr>
+        <w:bidi/>
+        <w:spacing w:after="60" w:line="360"/>
+        <w:jc w:val="both"/>
+      </w:pPr>
+      <w:r>
+        <w:rPr>
+          <w:rFonts w:ascii="David" w:cs="David" w:eastAsia="David" w:hAnsi="David"/>
+          <w:sz w:val="24"/>
+          <w:szCs w:val="24"/>
+          <w:rtl/>
+        </w:rPr>
+        <w:t xml:space="preserve">המספר מסתיר את האמת, מהנהן, מסתובב "מתוך נימוס" – התמודדות ממוקדת-רגש ששומרת על הקשר במחיר של ויתור על העצמי ועל הגוף (הצוואר).</w:t>
       </w:r>
     </w:p>
     <w:p>
@@ -2729,28 +2834,110 @@
           <w:szCs w:val="24"/>
           <w:rtl/>
         </w:rPr>
-        <w:t xml:space="preserve">3.6 הסיום ומשמעותו</w:t>
-      </w:r>
-    </w:p>
-    <w:p>
-      <w:pPr>
-        <w:pStyle w:val="ListParagraph"/>
-        <w:numPr>
-          <w:ilvl w:val="0"/>
-          <w:numId w:val="3"/>
-        </w:numPr>
-        <w:bidi/>
-        <w:spacing w:after="60" w:line="360"/>
-        <w:jc w:val="both"/>
-      </w:pPr>
-      <w:r>
-        <w:rPr>
-          <w:rFonts w:ascii="David" w:cs="David" w:eastAsia="David" w:hAnsi="David"/>
-          <w:sz w:val="24"/>
-          <w:szCs w:val="24"/>
-          <w:rtl/>
-        </w:rPr>
-        <w:t xml:space="preserve">מה קורה ל"אנחנו" בסיום: האם השותפות מחזיקה מעמד או מתפרקת; מה למד המספר-המאזין. [להשלים על פי הטקסט המלא]</w:t>
+        <w:t xml:space="preserve">3.6 התמודדות באמצעות כתיבה: "פעולת הסחה" או "לשמר את היופי לנצח"?</w:t>
+      </w:r>
+    </w:p>
+    <w:p>
+      <w:pPr>
+        <w:pStyle w:val="ListParagraph"/>
+        <w:numPr>
+          <w:ilvl w:val="0"/>
+          <w:numId w:val="3"/>
+        </w:numPr>
+        <w:bidi/>
+        <w:spacing w:after="60" w:line="360"/>
+        <w:jc w:val="both"/>
+      </w:pPr>
+      <w:r>
+        <w:rPr>
+          <w:rFonts w:ascii="David" w:cs="David" w:eastAsia="David" w:hAnsi="David"/>
+          <w:sz w:val="24"/>
+          <w:szCs w:val="24"/>
+          <w:rtl/>
+        </w:rPr>
+        <w:t xml:space="preserve">הסתירה בדברי הזר: היצירה היא "מראית עין של מציאות קרנבלית" המסיחה מן "המציאות האמיתית הקרה" – ובה בעת כלי לשמר יופי לנצח. שתי העמדות הן דרכי בריחה מן הכאב (טאוב, 1997).</w:t>
+      </w:r>
+    </w:p>
+    <w:p>
+      <w:pPr>
+        <w:pStyle w:val="ListParagraph"/>
+        <w:numPr>
+          <w:ilvl w:val="0"/>
+          <w:numId w:val="3"/>
+        </w:numPr>
+        <w:bidi/>
+        <w:spacing w:after="60" w:line="360"/>
+        <w:jc w:val="both"/>
+      </w:pPr>
+      <w:r>
+        <w:rPr>
+          <w:rFonts w:ascii="David" w:cs="David" w:eastAsia="David" w:hAnsi="David"/>
+          <w:sz w:val="24"/>
+          <w:szCs w:val="24"/>
+          <w:rtl/>
+        </w:rPr>
+        <w:t xml:space="preserve">"אני הולך לכתוב על השקיעה הזאת" – ההכרזה "נשמעת כמעט כמו איום": הכתיבה כתחרות וכשליטה.</w:t>
+      </w:r>
+    </w:p>
+    <w:p>
+      <w:pPr>
+        <w:pStyle w:val="Heading3"/>
+        <w:bidi/>
+        <w:spacing w:after="80" w:before="160" w:line="360"/>
+        <w:jc w:val="right"/>
+      </w:pPr>
+      <w:r>
+        <w:rPr>
+          <w:rFonts w:ascii="David" w:cs="David" w:eastAsia="David" w:hAnsi="David"/>
+          <w:b/>
+          <w:bCs/>
+          <w:sz w:val="24"/>
+          <w:szCs w:val="24"/>
+          <w:rtl/>
+        </w:rPr>
+        <w:t xml:space="preserve">3.7 הסיום: הצוואר במקום השקיעה</w:t>
+      </w:r>
+    </w:p>
+    <w:p>
+      <w:pPr>
+        <w:pStyle w:val="ListParagraph"/>
+        <w:numPr>
+          <w:ilvl w:val="0"/>
+          <w:numId w:val="3"/>
+        </w:numPr>
+        <w:bidi/>
+        <w:spacing w:after="60" w:line="360"/>
+        <w:jc w:val="both"/>
+      </w:pPr>
+      <w:r>
+        <w:rPr>
+          <w:rFonts w:ascii="David" w:cs="David" w:eastAsia="David" w:hAnsi="David"/>
+          <w:sz w:val="24"/>
+          <w:szCs w:val="24"/>
+          <w:rtl/>
+        </w:rPr>
+        <w:t xml:space="preserve">המספר לא יכתוב על הנשגב אלא על הכאב הקטן והגופני – ההומור והבנאלי ("סתם") כדרך התמודדות כנה יותר (Schwartz, 2018; מנדלסון-מעוז, 1998).</w:t>
+      </w:r>
+    </w:p>
+    <w:p>
+      <w:pPr>
+        <w:pStyle w:val="ListParagraph"/>
+        <w:numPr>
+          <w:ilvl w:val="0"/>
+          <w:numId w:val="3"/>
+        </w:numPr>
+        <w:bidi/>
+        <w:spacing w:after="60" w:line="360"/>
+        <w:jc w:val="both"/>
+      </w:pPr>
+      <w:r>
+        <w:rPr>
+          <w:rFonts w:ascii="David" w:cs="David" w:eastAsia="David" w:hAnsi="David"/>
+          <w:sz w:val="24"/>
+          <w:szCs w:val="24"/>
+          <w:rtl/>
+        </w:rPr>
+        <w:t xml:space="preserve">הסיפור שאנחנו קוראים הוא-הוא הסיפור "על מישהו שנתפס לו הצוואר" – הכתיבה כדרך של קרת להתמודד עם המפגש, בלי "אנחנו" מזויף.</w:t>
       </w:r>
     </w:p>
     <w:p>
@@ -2937,7 +3124,7 @@
                 <w:szCs w:val="22"/>
                 <w:rtl/>
               </w:rPr>
-              <w:t xml:space="preserve">פחד מפלישה, אובדן הורים, בדידות</w:t>
+              <w:t xml:space="preserve">פחד מפלישה, אובדן ההורים, בדידות</w:t>
             </w:r>
           </w:p>
         </w:tc>
@@ -2966,7 +3153,7 @@
                 <w:szCs w:val="22"/>
                 <w:rtl/>
               </w:rPr>
-              <w:t xml:space="preserve">בדידות, ניכור, צורך בהכרה</w:t>
+              <w:t xml:space="preserve">אובדן ילד וגירושים (הזר); בדידות ומבוכה (המספר)</w:t>
             </w:r>
           </w:p>
         </w:tc>
@@ -3144,7 +3331,7 @@
                 <w:szCs w:val="22"/>
                 <w:rtl/>
               </w:rPr>
-              <w:t xml:space="preserve">דיבור בלתי פוסק, נוסחת שייכות, יצירה</w:t>
+              <w:t xml:space="preserve">דיבור בלתי פוסק, מינימליזם ואידאולוגיה, הסתרה, כתיבה</w:t>
             </w:r>
           </w:p>
         </w:tc>
@@ -3411,7 +3598,7 @@
                 <w:szCs w:val="22"/>
                 <w:rtl/>
               </w:rPr>
-              <w:t xml:space="preserve">אחדות מדומה, כאב משותף [להשלים]</w:t>
+              <w:t xml:space="preserve">ויתור על העצמי, "אנחנו" מזויף, צוואר תפוס</w:t>
             </w:r>
           </w:p>
         </w:tc>
@@ -3451,7 +3638,7 @@
           <w:szCs w:val="24"/>
           <w:rtl/>
         </w:rPr>
-        <w:t xml:space="preserve">סעיפי הפרק: 4.1 דמיון – הפנטזיה כדרך לחיות עם קושי; 4.2 שוני – שתיקה מול דיבור, הסתגרות מול חיבור; 4.3 המספר בגוף ראשון כמאזין פסיבי בשני הסיפורים; 4.4 מן המוקדם אל המאוחר: מה השתנה בדרכי ההתמודדות בכתיבתו של קרת.</w:t>
+        <w:t xml:space="preserve">סעיפי הפרק: 4.1 דמיון – הפנטזיה כדרך לחיות עם קושי; 4.2 שוני – שתיקה מול דיבור, הסתגרות מול חיבור; 4.3 המספר בגוף ראשון כמאזין פסיבי בשני הסיפורים – הילד ששותק והמבוגר שמהנהן; 4.4 מן המוקדם אל המאוחר: מ"סתם קולות" אל "סתם צוואר" – הכתיבה עצמה נעשית דרך ההתמודדות.</w:t>
       </w:r>
     </w:p>
     <w:p>

--- a/seminar/ביבליוגרפיה-וראשי-פרקים.docx
+++ b/seminar/ביבליוגרפיה-וראשי-פרקים.docx
@@ -205,7 +205,7 @@
           <w:szCs w:val="24"/>
           <w:rtl/>
         </w:rPr>
-        <w:t xml:space="preserve">הרשימה בנויה משלושה מעגלים: (1) המקורות הראשוניים – שני הסיפורים; (2) שישה מקורות מחקר עיקריים – ארבעה על יצירתו של אתגר קרת ושניים מתחום הפסיכולוגיה של ההתמודדות והאובדן; (3) מקורות נוספים להרחבה, לפי הצורך ובאישור המרצה. סך המקורות העיקריים (2 + 6 = 8) עומד בדרישת העבודה ל-7–10 מקורות. הרשימה ערוכה לפי כללי APA 7: מקורות בעברית לפי סדר אלף-בית של שם המשפחה, ואחריהם מקורות באנגלית לפי סדר ה-ABC.</w:t>
+        <w:t xml:space="preserve">הרשימה בנויה משלושה מעגלים: (1) המקורות הראשוניים – שני הסיפורים; (2) שישה מאמרים שפיטים עיקריים, שניים בעברית וארבעה באנגלית, שכולם זמינים בטקסט מלא; (3) מקורות משלימים (ספרים ומאמרים נוספים) להרחבה, לפי הצורך ובאישור המרצה. סך המקורות העיקריים (2 + 6 = 8) עומד בדרישת העבודה ל-7–10 מקורות. הרשימה ערוכה לפי כללי APA 7: מקורות בעברית לפי סדר אלף-בית של שם המשפחה, ואחריהם מקורות באנגלית לפי סדר ה-ABC.</w:t>
       </w:r>
     </w:p>
     <w:p>
@@ -337,7 +337,7 @@
           <w:szCs w:val="28"/>
           <w:rtl/>
         </w:rPr>
-        <w:t xml:space="preserve">2. מקורות מחקר עיקריים – שישה מאמרים וספרים</w:t>
+        <w:t xml:space="preserve">2. שישה מאמרים שפיטים עיקריים (טקסט מלא זמין)</w:t>
       </w:r>
     </w:p>
     <w:p>
@@ -356,7 +356,7 @@
           <w:szCs w:val="24"/>
           <w:rtl/>
         </w:rPr>
-        <w:t xml:space="preserve">2.1 מחקר על יצירתו של אתגר קרת</w:t>
+        <w:t xml:space="preserve">2.1 בעברית</w:t>
       </w:r>
     </w:p>
     <w:p>
@@ -373,7 +373,7 @@
           <w:szCs w:val="24"/>
           <w:rtl/>
         </w:rPr>
-        <w:t xml:space="preserve">טאוב, ג' (1997). </w:t>
+        <w:t xml:space="preserve">כהן, ד' (2015). בשני צירים שונים: תהליך האבל והתקשורת של הורים ואחים שכולים לאחר אבדן ילד בוגר. </w:t>
       </w:r>
       <w:r>
         <w:rPr>
@@ -384,16 +384,16 @@
           <w:szCs w:val="24"/>
           <w:rtl/>
         </w:rPr>
-        <w:t xml:space="preserve">המרד השפוף: על תרבות צעירה בישראל</w:t>
-      </w:r>
-      <w:r>
-        <w:rPr>
-          <w:rFonts w:ascii="David" w:cs="David" w:eastAsia="David" w:hAnsi="David"/>
-          <w:sz w:val="24"/>
-          <w:szCs w:val="24"/>
-          <w:rtl/>
-        </w:rPr>
-        <w:t xml:space="preserve">. הקיבוץ המאוחד.</w:t>
+        <w:t xml:space="preserve">מפגש לעבודה חינוכית-סוציאלית</w:t>
+      </w:r>
+      <w:r>
+        <w:rPr>
+          <w:rFonts w:ascii="David" w:cs="David" w:eastAsia="David" w:hAnsi="David"/>
+          <w:sz w:val="24"/>
+          <w:szCs w:val="24"/>
+          <w:rtl/>
+        </w:rPr>
+        <w:t xml:space="preserve">, כג(41). https://kitvei-et.efshar.org.il</w:t>
       </w:r>
     </w:p>
     <w:p>
@@ -410,7 +410,7 @@
           <w:szCs w:val="24"/>
           <w:rtl/>
         </w:rPr>
-        <w:t xml:space="preserve">מנדלסון-מעוז, ע' (1998). סיטואציות קיצוניות, זוועתיות וגרוטסקיות ביצירותיהם של קסטל-בלום וקרת. </w:t>
+        <w:t xml:space="preserve">קצמן, ר' (2005). געגועים למיתוס: אישיות, אתיקה ואידאולוגיה במיתופואסיס הפוסטמודרני של אתגר קרת. </w:t>
       </w:r>
       <w:r>
         <w:rPr>
@@ -421,43 +421,6 @@
           <w:szCs w:val="24"/>
           <w:rtl/>
         </w:rPr>
-        <w:t xml:space="preserve">דפים למחקר בספרות</w:t>
-      </w:r>
-      <w:r>
-        <w:rPr>
-          <w:rFonts w:ascii="David" w:cs="David" w:eastAsia="David" w:hAnsi="David"/>
-          <w:sz w:val="24"/>
-          <w:szCs w:val="24"/>
-          <w:rtl/>
-        </w:rPr>
-        <w:t xml:space="preserve">, 11, 269–295.</w:t>
-      </w:r>
-    </w:p>
-    <w:p>
-      <w:pPr>
-        <w:bidi/>
-        <w:spacing w:after="160" w:line="360"/>
-        <w:ind w:left="720" w:hanging="720"/>
-        <w:jc w:val="right"/>
-      </w:pPr>
-      <w:r>
-        <w:rPr>
-          <w:rFonts w:ascii="David" w:cs="David" w:eastAsia="David" w:hAnsi="David"/>
-          <w:sz w:val="24"/>
-          <w:szCs w:val="24"/>
-          <w:rtl/>
-        </w:rPr>
-        <w:t xml:space="preserve">קצמן, ר' (2005). געגועים למיתוס: אישיות, אתיקה ואידיאולוגיה במיתופואסיס הפוסטמודרני של אתגר קרת. </w:t>
-      </w:r>
-      <w:r>
-        <w:rPr>
-          <w:rFonts w:ascii="David" w:cs="David" w:eastAsia="David" w:hAnsi="David"/>
-          <w:i/>
-          <w:iCs/>
-          <w:sz w:val="24"/>
-          <w:szCs w:val="24"/>
-          <w:rtl/>
-        </w:rPr>
         <w:t xml:space="preserve">מכאן</w:t>
       </w:r>
       <w:r>
@@ -468,6 +431,25 @@
           <w:rtl/>
         </w:rPr>
         <w:t xml:space="preserve">, ד, 20–41.</w:t>
+      </w:r>
+    </w:p>
+    <w:p>
+      <w:pPr>
+        <w:pStyle w:val="Heading3"/>
+        <w:bidi/>
+        <w:spacing w:after="80" w:before="160" w:line="360"/>
+        <w:jc w:val="right"/>
+      </w:pPr>
+      <w:r>
+        <w:rPr>
+          <w:rFonts w:ascii="David" w:cs="David" w:eastAsia="David" w:hAnsi="David"/>
+          <w:b/>
+          <w:bCs/>
+          <w:sz w:val="24"/>
+          <w:szCs w:val="24"/>
+          <w:rtl/>
+        </w:rPr>
+        <w:t xml:space="preserve">2.2 באנגלית</w:t>
       </w:r>
     </w:p>
     <w:p>
@@ -482,7 +464,7 @@
           <w:sz w:val="24"/>
           <w:szCs w:val="24"/>
         </w:rPr>
-        <w:t xml:space="preserve">Omer-Sherman, R. (2020). "To extract from it some sort of beautiful thing": The Holocaust in the families and fiction of Nava Semel and Etgar Keret. </w:t>
+        <w:t xml:space="preserve">Abramovich, D. (2019). Israeli Holocaust memory in a short story by Etgar Keret. </w:t>
       </w:r>
       <w:r>
         <w:rPr>
@@ -492,34 +474,15 @@
           <w:sz w:val="24"/>
           <w:szCs w:val="24"/>
         </w:rPr>
-        <w:t xml:space="preserve">Humanities, 9</w:t>
-      </w:r>
-      <w:r>
-        <w:rPr>
-          <w:rFonts w:ascii="David" w:cs="David" w:eastAsia="David" w:hAnsi="David"/>
-          <w:sz w:val="24"/>
-          <w:szCs w:val="24"/>
-        </w:rPr>
-        <w:t xml:space="preserve">(4), Article 137. https://doi.org/10.3390/h9040137</w:t>
-      </w:r>
-    </w:p>
-    <w:p>
-      <w:pPr>
-        <w:pStyle w:val="Heading3"/>
-        <w:bidi/>
-        <w:spacing w:after="80" w:before="160" w:line="360"/>
-        <w:jc w:val="right"/>
-      </w:pPr>
-      <w:r>
-        <w:rPr>
-          <w:rFonts w:ascii="David" w:cs="David" w:eastAsia="David" w:hAnsi="David"/>
-          <w:b/>
-          <w:bCs/>
-          <w:sz w:val="24"/>
-          <w:szCs w:val="24"/>
-          <w:rtl/>
-        </w:rPr>
-        <w:t xml:space="preserve">2.2 רקע תאורטי – התמודדות, לחץ ואובדן</w:t>
+        <w:t xml:space="preserve">Australian Journal of Jewish Studies, 32</w:t>
+      </w:r>
+      <w:r>
+        <w:rPr>
+          <w:rFonts w:ascii="David" w:cs="David" w:eastAsia="David" w:hAnsi="David"/>
+          <w:sz w:val="24"/>
+          <w:szCs w:val="24"/>
+        </w:rPr>
+        <w:t xml:space="preserve">, 21–33.</w:t>
       </w:r>
     </w:p>
     <w:p>
@@ -534,7 +497,7 @@
           <w:sz w:val="24"/>
           <w:szCs w:val="24"/>
         </w:rPr>
-        <w:t xml:space="preserve">Lazarus, R. S., &amp; Folkman, S. (1984). </w:t>
+        <w:t xml:space="preserve">Mendelson-Maoz, A. (2018). Keret's "living-dead" and the sacrifice of Israeli masculinity. </w:t>
       </w:r>
       <w:r>
         <w:rPr>
@@ -544,15 +507,15 @@
           <w:sz w:val="24"/>
           <w:szCs w:val="24"/>
         </w:rPr>
-        <w:t xml:space="preserve">Stress, appraisal, and coping</w:t>
-      </w:r>
-      <w:r>
-        <w:rPr>
-          <w:rFonts w:ascii="David" w:cs="David" w:eastAsia="David" w:hAnsi="David"/>
-          <w:sz w:val="24"/>
-          <w:szCs w:val="24"/>
-        </w:rPr>
-        <w:t xml:space="preserve">. Springer.</w:t>
+        <w:t xml:space="preserve">BGU Review: A Journal of Israeli Culture</w:t>
+      </w:r>
+      <w:r>
+        <w:rPr>
+          <w:rFonts w:ascii="David" w:cs="David" w:eastAsia="David" w:hAnsi="David"/>
+          <w:sz w:val="24"/>
+          <w:szCs w:val="24"/>
+        </w:rPr>
+        <w:t xml:space="preserve">, Winter 2018.</w:t>
       </w:r>
     </w:p>
     <w:p>
@@ -567,7 +530,7 @@
           <w:sz w:val="24"/>
           <w:szCs w:val="24"/>
         </w:rPr>
-        <w:t xml:space="preserve">Rubin, S. S. (1999). The two-track model of bereavement: Overview, retrospect, and prospect. </w:t>
+        <w:t xml:space="preserve">Omer-Sherman, R. (2020). "To extract from it some sort of beautiful thing": The Holocaust in the families and fiction of Nava Semel and Etgar Keret. </w:t>
       </w:r>
       <w:r>
         <w:rPr>
@@ -577,15 +540,68 @@
           <w:sz w:val="24"/>
           <w:szCs w:val="24"/>
         </w:rPr>
-        <w:t xml:space="preserve">Death Studies, 23</w:t>
-      </w:r>
-      <w:r>
-        <w:rPr>
-          <w:rFonts w:ascii="David" w:cs="David" w:eastAsia="David" w:hAnsi="David"/>
-          <w:sz w:val="24"/>
-          <w:szCs w:val="24"/>
-        </w:rPr>
-        <w:t xml:space="preserve">(8), 681–714. https://doi.org/10.1080/074811899200731</w:t>
+        <w:t xml:space="preserve">Humanities, 9</w:t>
+      </w:r>
+      <w:r>
+        <w:rPr>
+          <w:rFonts w:ascii="David" w:cs="David" w:eastAsia="David" w:hAnsi="David"/>
+          <w:sz w:val="24"/>
+          <w:szCs w:val="24"/>
+        </w:rPr>
+        <w:t xml:space="preserve">(4), Article 137. https://doi.org/10.3390/h9040137</w:t>
+      </w:r>
+    </w:p>
+    <w:p>
+      <w:pPr>
+        <w:spacing w:after="160" w:line="360"/>
+        <w:ind w:left="720" w:hanging="720"/>
+        <w:jc w:val="left"/>
+      </w:pPr>
+      <w:r>
+        <w:rPr>
+          <w:rFonts w:ascii="David" w:cs="David" w:eastAsia="David" w:hAnsi="David"/>
+          <w:sz w:val="24"/>
+          <w:szCs w:val="24"/>
+        </w:rPr>
+        <w:t xml:space="preserve">Schwartz, Y. (2018). Stam: The unbearable lightness of banality, or on the nature of Etgar Keret's humor. </w:t>
+      </w:r>
+      <w:r>
+        <w:rPr>
+          <w:rFonts w:ascii="David" w:cs="David" w:eastAsia="David" w:hAnsi="David"/>
+          <w:i/>
+          <w:iCs/>
+          <w:sz w:val="24"/>
+          <w:szCs w:val="24"/>
+        </w:rPr>
+        <w:t xml:space="preserve">BGU Review: A Journal of Israeli Culture</w:t>
+      </w:r>
+      <w:r>
+        <w:rPr>
+          <w:rFonts w:ascii="David" w:cs="David" w:eastAsia="David" w:hAnsi="David"/>
+          <w:sz w:val="24"/>
+          <w:szCs w:val="24"/>
+        </w:rPr>
+        <w:t xml:space="preserve">, Winter 2018.</w:t>
+      </w:r>
+    </w:p>
+    <w:p>
+      <w:pPr>
+        <w:shd w:fill="F2F2F2" w:color="auto" w:val="clear"/>
+        <w:bidi/>
+        <w:spacing w:after="120" w:line="360"/>
+        <w:jc w:val="right"/>
+      </w:pPr>
+      <w:r>
+        <w:rPr>
+          <w:rFonts w:ascii="David" w:cs="David" w:eastAsia="David" w:hAnsi="David"/>
+          <w:i/>
+          <w:iCs/>
+          <w:color w:val="555555"/>
+          <w:sz w:val="24"/>
+          <w:szCs w:val="24"/>
+          <w:rtl/>
+        </w:rPr>
+        <w:t xml:space="preserve">קישורים לטקסט המלא של כל מאמר, פרטי כתב העת ותרומתו לעבודה – בקובץ הנפרד "רשימת מאמרים שפיטים".</w:t>
       </w:r>
     </w:p>
     <w:p>
@@ -604,7 +620,7 @@
           <w:szCs w:val="28"/>
           <w:rtl/>
         </w:rPr>
-        <w:t xml:space="preserve">3. מקורות נוספים להרחבה (אופציונלי)</w:t>
+        <w:t xml:space="preserve">3. מקורות משלימים (ספרים ומאמרים נוספים, אופציונלי)</w:t>
       </w:r>
     </w:p>
     <w:p>
@@ -621,7 +637,7 @@
           <w:szCs w:val="24"/>
           <w:rtl/>
         </w:rPr>
-        <w:t xml:space="preserve">הולצמן, א' (2005). </w:t>
+        <w:t xml:space="preserve">טאוב, ג' (1997). </w:t>
       </w:r>
       <w:r>
         <w:rPr>
@@ -632,7 +648,7 @@
           <w:szCs w:val="24"/>
           <w:rtl/>
         </w:rPr>
-        <w:t xml:space="preserve">מפת דרכים: סיפורת עברית כיום</w:t>
+        <w:t xml:space="preserve">המרד השפוף: על תרבות צעירה בישראל</w:t>
       </w:r>
       <w:r>
         <w:rPr>
@@ -679,6 +695,43 @@
           <w:rtl/>
         </w:rPr>
         <w:t xml:space="preserve">. עם עובד.</w:t>
+      </w:r>
+    </w:p>
+    <w:p>
+      <w:pPr>
+        <w:bidi/>
+        <w:spacing w:after="160" w:line="360"/>
+        <w:ind w:left="720" w:hanging="720"/>
+        <w:jc w:val="right"/>
+      </w:pPr>
+      <w:r>
+        <w:rPr>
+          <w:rFonts w:ascii="David" w:cs="David" w:eastAsia="David" w:hAnsi="David"/>
+          <w:sz w:val="24"/>
+          <w:szCs w:val="24"/>
+          <w:rtl/>
+        </w:rPr>
+        <w:t xml:space="preserve">מנדלסון-מעוז, ע' (1998). סיטואציות קיצוניות, זוועתיות וגרוטסקיות ביצירותיהם של קסטל-בלום וקרת. </w:t>
+      </w:r>
+      <w:r>
+        <w:rPr>
+          <w:rFonts w:ascii="David" w:cs="David" w:eastAsia="David" w:hAnsi="David"/>
+          <w:i/>
+          <w:iCs/>
+          <w:sz w:val="24"/>
+          <w:szCs w:val="24"/>
+          <w:rtl/>
+        </w:rPr>
+        <w:t xml:space="preserve">דפים למחקר בספרות</w:t>
+      </w:r>
+      <w:r>
+        <w:rPr>
+          <w:rFonts w:ascii="David" w:cs="David" w:eastAsia="David" w:hAnsi="David"/>
+          <w:sz w:val="24"/>
+          <w:szCs w:val="24"/>
+          <w:rtl/>
+        </w:rPr>
+        <w:t xml:space="preserve">, 11, 269–295.</w:t>
       </w:r>
     </w:p>
     <w:p>
@@ -693,7 +746,7 @@
           <w:sz w:val="24"/>
           <w:szCs w:val="24"/>
         </w:rPr>
-        <w:t xml:space="preserve">Kubovy, M. (2000). Inniut and kooliut: Trends in Israeli narrative literature, 1995–1999. </w:t>
+        <w:t xml:space="preserve">Buchweitz, N. (2018). The Seven Good Years as Etgar Keret's poetic credo. </w:t>
       </w:r>
       <w:r>
         <w:rPr>
@@ -703,15 +756,15 @@
           <w:sz w:val="24"/>
           <w:szCs w:val="24"/>
         </w:rPr>
-        <w:t xml:space="preserve">Israel Studies, 5</w:t>
-      </w:r>
-      <w:r>
-        <w:rPr>
-          <w:rFonts w:ascii="David" w:cs="David" w:eastAsia="David" w:hAnsi="David"/>
-          <w:sz w:val="24"/>
-          <w:szCs w:val="24"/>
-        </w:rPr>
-        <w:t xml:space="preserve">(1), 244–265.</w:t>
+        <w:t xml:space="preserve">BGU Review: A Journal of Israeli Culture</w:t>
+      </w:r>
+      <w:r>
+        <w:rPr>
+          <w:rFonts w:ascii="David" w:cs="David" w:eastAsia="David" w:hAnsi="David"/>
+          <w:sz w:val="24"/>
+          <w:szCs w:val="24"/>
+        </w:rPr>
+        <w:t xml:space="preserve">, Winter 2018.</w:t>
       </w:r>
     </w:p>
     <w:p>
@@ -726,7 +779,7 @@
           <w:sz w:val="24"/>
           <w:szCs w:val="24"/>
         </w:rPr>
-        <w:t xml:space="preserve">Schwartz, Y. (2018). Stam: The unbearable lightness of banality, or on the nature of Etgar Keret's humor. </w:t>
+        <w:t xml:space="preserve">Karti Shemtov, V. (2018). A sense of no ending, part 2: Etgar Keret and the changing concept of time in contemporary Hebrew literature. </w:t>
       </w:r>
       <w:r>
         <w:rPr>
@@ -736,15 +789,15 @@
           <w:sz w:val="24"/>
           <w:szCs w:val="24"/>
         </w:rPr>
-        <w:t xml:space="preserve">BGU Review: A Journal of Israeli Culture</w:t>
-      </w:r>
-      <w:r>
-        <w:rPr>
-          <w:rFonts w:ascii="David" w:cs="David" w:eastAsia="David" w:hAnsi="David"/>
-          <w:sz w:val="24"/>
-          <w:szCs w:val="24"/>
-        </w:rPr>
-        <w:t xml:space="preserve">, Winter 2018.</w:t>
+        <w:t xml:space="preserve">Dibur Literary Journal, 6</w:t>
+      </w:r>
+      <w:r>
+        <w:rPr>
+          <w:rFonts w:ascii="David" w:cs="David" w:eastAsia="David" w:hAnsi="David"/>
+          <w:sz w:val="24"/>
+          <w:szCs w:val="24"/>
+        </w:rPr>
+        <w:t xml:space="preserve">, 57–64.</w:t>
       </w:r>
     </w:p>
     <w:p>
@@ -759,7 +812,7 @@
           <w:sz w:val="24"/>
           <w:szCs w:val="24"/>
         </w:rPr>
-        <w:t xml:space="preserve">Seliger, Y. (2021). </w:t>
+        <w:t xml:space="preserve">Katsman, R. (2013). Etgar Keret: The minimal metaphysical origin. </w:t>
       </w:r>
       <w:r>
         <w:rPr>
@@ -769,15 +822,81 @@
           <w:sz w:val="24"/>
           <w:szCs w:val="24"/>
         </w:rPr>
-        <w:t xml:space="preserve">Etgar Keret's literature and the ethos of coping with Holocaust remembrance</w:t>
-      </w:r>
-      <w:r>
-        <w:rPr>
-          <w:rFonts w:ascii="David" w:cs="David" w:eastAsia="David" w:hAnsi="David"/>
-          <w:sz w:val="24"/>
-          <w:szCs w:val="24"/>
-        </w:rPr>
-        <w:t xml:space="preserve">. Cambridge Scholars Publishing.</w:t>
+        <w:t xml:space="preserve">Symposium: A Quarterly Journal in Modern Literatures, 67</w:t>
+      </w:r>
+      <w:r>
+        <w:rPr>
+          <w:rFonts w:ascii="David" w:cs="David" w:eastAsia="David" w:hAnsi="David"/>
+          <w:sz w:val="24"/>
+          <w:szCs w:val="24"/>
+        </w:rPr>
+        <w:t xml:space="preserve">(4), 189–204.</w:t>
+      </w:r>
+    </w:p>
+    <w:p>
+      <w:pPr>
+        <w:spacing w:after="160" w:line="360"/>
+        <w:ind w:left="720" w:hanging="720"/>
+        <w:jc w:val="left"/>
+      </w:pPr>
+      <w:r>
+        <w:rPr>
+          <w:rFonts w:ascii="David" w:cs="David" w:eastAsia="David" w:hAnsi="David"/>
+          <w:sz w:val="24"/>
+          <w:szCs w:val="24"/>
+        </w:rPr>
+        <w:t xml:space="preserve">Lazarus, R. S., &amp; Folkman, S. (1984). </w:t>
+      </w:r>
+      <w:r>
+        <w:rPr>
+          <w:rFonts w:ascii="David" w:cs="David" w:eastAsia="David" w:hAnsi="David"/>
+          <w:i/>
+          <w:iCs/>
+          <w:sz w:val="24"/>
+          <w:szCs w:val="24"/>
+        </w:rPr>
+        <w:t xml:space="preserve">Stress, appraisal, and coping</w:t>
+      </w:r>
+      <w:r>
+        <w:rPr>
+          <w:rFonts w:ascii="David" w:cs="David" w:eastAsia="David" w:hAnsi="David"/>
+          <w:sz w:val="24"/>
+          <w:szCs w:val="24"/>
+        </w:rPr>
+        <w:t xml:space="preserve">. Springer.</w:t>
+      </w:r>
+    </w:p>
+    <w:p>
+      <w:pPr>
+        <w:spacing w:after="160" w:line="360"/>
+        <w:ind w:left="720" w:hanging="720"/>
+        <w:jc w:val="left"/>
+      </w:pPr>
+      <w:r>
+        <w:rPr>
+          <w:rFonts w:ascii="David" w:cs="David" w:eastAsia="David" w:hAnsi="David"/>
+          <w:sz w:val="24"/>
+          <w:szCs w:val="24"/>
+        </w:rPr>
+        <w:t xml:space="preserve">Rubin, S. S. (1999). The two-track model of bereavement: Overview, retrospect, and prospect. </w:t>
+      </w:r>
+      <w:r>
+        <w:rPr>
+          <w:rFonts w:ascii="David" w:cs="David" w:eastAsia="David" w:hAnsi="David"/>
+          <w:i/>
+          <w:iCs/>
+          <w:sz w:val="24"/>
+          <w:szCs w:val="24"/>
+        </w:rPr>
+        <w:t xml:space="preserve">Death Studies, 23</w:t>
+      </w:r>
+      <w:r>
+        <w:rPr>
+          <w:rFonts w:ascii="David" w:cs="David" w:eastAsia="David" w:hAnsi="David"/>
+          <w:sz w:val="24"/>
+          <w:szCs w:val="24"/>
+        </w:rPr>
+        <w:t xml:space="preserve">(8), 681–714. https://doi.org/10.1080/074811899200731</w:t>
       </w:r>
     </w:p>
     <w:p>
@@ -796,7 +915,7 @@
           <w:szCs w:val="28"/>
           <w:rtl/>
         </w:rPr>
-        <w:t xml:space="preserve">4. מה תורם כל מקור לעבודה</w:t>
+        <w:t xml:space="preserve">4. מה תורם כל מאמר לעבודה</w:t>
       </w:r>
     </w:p>
     <w:tbl>
@@ -844,7 +963,7 @@
                 <w:szCs w:val="22"/>
                 <w:rtl/>
               </w:rPr>
-              <w:t xml:space="preserve">המקור</w:t>
+              <w:t xml:space="preserve">המאמר</w:t>
             </w:r>
           </w:p>
         </w:tc>
@@ -935,184 +1054,6 @@
                 <w:szCs w:val="22"/>
                 <w:rtl/>
               </w:rPr>
-              <w:t xml:space="preserve">טאוב (1997)</w:t>
-            </w:r>
-          </w:p>
-        </w:tc>
-        <w:tc>
-          <w:tcPr>
-            <w:tcW w:type="dxa" w:w="2600"/>
-            <w:tcMar>
-              <w:top w:type="dxa" w:w="80"/>
-              <w:left w:type="dxa" w:w="100"/>
-              <w:bottom w:type="dxa" w:w="80"/>
-              <w:right w:type="dxa" w:w="100"/>
-            </w:tcMar>
-          </w:tcPr>
-          <w:p>
-            <w:pPr>
-              <w:bidi/>
-              <w:spacing w:after="0" w:line="300"/>
-              <w:jc w:val="right"/>
-            </w:pPr>
-            <w:r>
-              <w:rPr>
-                <w:rFonts w:ascii="David" w:cs="David" w:eastAsia="David" w:hAnsi="David"/>
-                <w:b w:val="false"/>
-                <w:bCs w:val="false"/>
-                <w:sz w:val="22"/>
-                <w:szCs w:val="22"/>
-                <w:rtl/>
-              </w:rPr>
-              <w:t xml:space="preserve">תרבות צעירה ופוסטמודרניזם בישראל</w:t>
-            </w:r>
-          </w:p>
-        </w:tc>
-        <w:tc>
-          <w:tcPr>
-            <w:tcW w:type="dxa" w:w="4400"/>
-            <w:tcMar>
-              <w:top w:type="dxa" w:w="80"/>
-              <w:left w:type="dxa" w:w="100"/>
-              <w:bottom w:type="dxa" w:w="80"/>
-              <w:right w:type="dxa" w:w="100"/>
-            </w:tcMar>
-          </w:tcPr>
-          <w:p>
-            <w:pPr>
-              <w:bidi/>
-              <w:spacing w:after="0" w:line="300"/>
-              <w:jc w:val="right"/>
-            </w:pPr>
-            <w:r>
-              <w:rPr>
-                <w:rFonts w:ascii="David" w:cs="David" w:eastAsia="David" w:hAnsi="David"/>
-                <w:b w:val="false"/>
-                <w:bCs w:val="false"/>
-                <w:sz w:val="22"/>
-                <w:szCs w:val="22"/>
-                <w:rtl/>
-              </w:rPr>
-              <w:t xml:space="preserve">מיקום קרת בדור הסופרים של שנות התשעים; הנטייה לסגת מן הציבורי אל הפרטי כדרך התמודדות (מבוא, פרק 2)</w:t>
-            </w:r>
-          </w:p>
-        </w:tc>
-      </w:tr>
-      <w:tr>
-        <w:tc>
-          <w:tcPr>
-            <w:tcW w:type="dxa" w:w="2000"/>
-            <w:tcMar>
-              <w:top w:type="dxa" w:w="80"/>
-              <w:left w:type="dxa" w:w="100"/>
-              <w:bottom w:type="dxa" w:w="80"/>
-              <w:right w:type="dxa" w:w="100"/>
-            </w:tcMar>
-          </w:tcPr>
-          <w:p>
-            <w:pPr>
-              <w:bidi/>
-              <w:spacing w:after="0" w:line="300"/>
-              <w:jc w:val="right"/>
-            </w:pPr>
-            <w:r>
-              <w:rPr>
-                <w:rFonts w:ascii="David" w:cs="David" w:eastAsia="David" w:hAnsi="David"/>
-                <w:b w:val="false"/>
-                <w:bCs w:val="false"/>
-                <w:sz w:val="22"/>
-                <w:szCs w:val="22"/>
-                <w:rtl/>
-              </w:rPr>
-              <w:t xml:space="preserve">מנדלסון-מעוז (1998)</w:t>
-            </w:r>
-          </w:p>
-        </w:tc>
-        <w:tc>
-          <w:tcPr>
-            <w:tcW w:type="dxa" w:w="2600"/>
-            <w:tcMar>
-              <w:top w:type="dxa" w:w="80"/>
-              <w:left w:type="dxa" w:w="100"/>
-              <w:bottom w:type="dxa" w:w="80"/>
-              <w:right w:type="dxa" w:w="100"/>
-            </w:tcMar>
-          </w:tcPr>
-          <w:p>
-            <w:pPr>
-              <w:bidi/>
-              <w:spacing w:after="0" w:line="300"/>
-              <w:jc w:val="right"/>
-            </w:pPr>
-            <w:r>
-              <w:rPr>
-                <w:rFonts w:ascii="David" w:cs="David" w:eastAsia="David" w:hAnsi="David"/>
-                <w:b w:val="false"/>
-                <w:bCs w:val="false"/>
-                <w:sz w:val="22"/>
-                <w:szCs w:val="22"/>
-                <w:rtl/>
-              </w:rPr>
-              <w:t xml:space="preserve">מצבי קיצון, זוועה וגרוטסקה</w:t>
-            </w:r>
-          </w:p>
-        </w:tc>
-        <w:tc>
-          <w:tcPr>
-            <w:tcW w:type="dxa" w:w="4400"/>
-            <w:tcMar>
-              <w:top w:type="dxa" w:w="80"/>
-              <w:left w:type="dxa" w:w="100"/>
-              <w:bottom w:type="dxa" w:w="80"/>
-              <w:right w:type="dxa" w:w="100"/>
-            </w:tcMar>
-          </w:tcPr>
-          <w:p>
-            <w:pPr>
-              <w:bidi/>
-              <w:spacing w:after="0" w:line="300"/>
-              <w:jc w:val="right"/>
-            </w:pPr>
-            <w:r>
-              <w:rPr>
-                <w:rFonts w:ascii="David" w:cs="David" w:eastAsia="David" w:hAnsi="David"/>
-                <w:b w:val="false"/>
-                <w:bCs w:val="false"/>
-                <w:sz w:val="22"/>
-                <w:szCs w:val="22"/>
-                <w:rtl/>
-              </w:rPr>
-              <w:t xml:space="preserve">ניתוח הבית הסגור והקולות ב"האנשים החלולים" כסיטואציה קיצונית שהדמויות מגיבות לה בשגרה (פרק 3)</w:t>
-            </w:r>
-          </w:p>
-        </w:tc>
-      </w:tr>
-      <w:tr>
-        <w:tc>
-          <w:tcPr>
-            <w:tcW w:type="dxa" w:w="2000"/>
-            <w:tcMar>
-              <w:top w:type="dxa" w:w="80"/>
-              <w:left w:type="dxa" w:w="100"/>
-              <w:bottom w:type="dxa" w:w="80"/>
-              <w:right w:type="dxa" w:w="100"/>
-            </w:tcMar>
-          </w:tcPr>
-          <w:p>
-            <w:pPr>
-              <w:bidi/>
-              <w:spacing w:after="0" w:line="300"/>
-              <w:jc w:val="right"/>
-            </w:pPr>
-            <w:r>
-              <w:rPr>
-                <w:rFonts w:ascii="David" w:cs="David" w:eastAsia="David" w:hAnsi="David"/>
-                <w:b w:val="false"/>
-                <w:bCs w:val="false"/>
-                <w:sz w:val="22"/>
-                <w:szCs w:val="22"/>
-                <w:rtl/>
-              </w:rPr>
               <w:t xml:space="preserve">קצמן (2005)</w:t>
             </w:r>
           </w:p>
@@ -1171,7 +1112,274 @@
                 <w:szCs w:val="22"/>
                 <w:rtl/>
               </w:rPr>
-              <w:t xml:space="preserve">הפנטזיה כבניית עולם פרטי בעל חוקים משלו; אחריות מוסרית של המספר (פרקים 3–5)</w:t>
+              <w:t xml:space="preserve">הדמויות בונות עולם פרטי בעל חוקים משלו: הבית הסגור של האב, המינימליזם של הסופר (פרקים 2–3)</w:t>
+            </w:r>
+          </w:p>
+        </w:tc>
+      </w:tr>
+      <w:tr>
+        <w:tc>
+          <w:tcPr>
+            <w:tcW w:type="dxa" w:w="2000"/>
+            <w:tcMar>
+              <w:top w:type="dxa" w:w="80"/>
+              <w:left w:type="dxa" w:w="100"/>
+              <w:bottom w:type="dxa" w:w="80"/>
+              <w:right w:type="dxa" w:w="100"/>
+            </w:tcMar>
+          </w:tcPr>
+          <w:p>
+            <w:pPr>
+              <w:bidi/>
+              <w:spacing w:after="0" w:line="300"/>
+              <w:jc w:val="right"/>
+            </w:pPr>
+            <w:r>
+              <w:rPr>
+                <w:rFonts w:ascii="David" w:cs="David" w:eastAsia="David" w:hAnsi="David"/>
+                <w:b w:val="false"/>
+                <w:bCs w:val="false"/>
+                <w:sz w:val="22"/>
+                <w:szCs w:val="22"/>
+                <w:rtl/>
+              </w:rPr>
+              <w:t xml:space="preserve">כהן (2015)</w:t>
+            </w:r>
+          </w:p>
+        </w:tc>
+        <w:tc>
+          <w:tcPr>
+            <w:tcW w:type="dxa" w:w="2600"/>
+            <w:tcMar>
+              <w:top w:type="dxa" w:w="80"/>
+              <w:left w:type="dxa" w:w="100"/>
+              <w:bottom w:type="dxa" w:w="80"/>
+              <w:right w:type="dxa" w:w="100"/>
+            </w:tcMar>
+          </w:tcPr>
+          <w:p>
+            <w:pPr>
+              <w:bidi/>
+              <w:spacing w:after="0" w:line="300"/>
+              <w:jc w:val="right"/>
+            </w:pPr>
+            <w:r>
+              <w:rPr>
+                <w:rFonts w:ascii="David" w:cs="David" w:eastAsia="David" w:hAnsi="David"/>
+                <w:b w:val="false"/>
+                <w:bCs w:val="false"/>
+                <w:sz w:val="22"/>
+                <w:szCs w:val="22"/>
+                <w:rtl/>
+              </w:rPr>
+              <w:t xml:space="preserve">אבל הורים אחרי מות ילד</w:t>
+            </w:r>
+          </w:p>
+        </w:tc>
+        <w:tc>
+          <w:tcPr>
+            <w:tcW w:type="dxa" w:w="4400"/>
+            <w:tcMar>
+              <w:top w:type="dxa" w:w="80"/>
+              <w:left w:type="dxa" w:w="100"/>
+              <w:bottom w:type="dxa" w:w="80"/>
+              <w:right w:type="dxa" w:w="100"/>
+            </w:tcMar>
+          </w:tcPr>
+          <w:p>
+            <w:pPr>
+              <w:bidi/>
+              <w:spacing w:after="0" w:line="300"/>
+              <w:jc w:val="right"/>
+            </w:pPr>
+            <w:r>
+              <w:rPr>
+                <w:rFonts w:ascii="David" w:cs="David" w:eastAsia="David" w:hAnsi="David"/>
+                <w:b w:val="false"/>
+                <w:bCs w:val="false"/>
+                <w:sz w:val="22"/>
+                <w:szCs w:val="22"/>
+                <w:rtl/>
+              </w:rPr>
+              <w:t xml:space="preserve">הסופר האמריקאי שאיבד ילד ופירק משפחה; אובדן כמפרק זהות משפחתית (רקע תאורטי, פרק 3)</w:t>
+            </w:r>
+          </w:p>
+        </w:tc>
+      </w:tr>
+      <w:tr>
+        <w:tc>
+          <w:tcPr>
+            <w:tcW w:type="dxa" w:w="2000"/>
+            <w:tcMar>
+              <w:top w:type="dxa" w:w="80"/>
+              <w:left w:type="dxa" w:w="100"/>
+              <w:bottom w:type="dxa" w:w="80"/>
+              <w:right w:type="dxa" w:w="100"/>
+            </w:tcMar>
+          </w:tcPr>
+          <w:p>
+            <w:pPr>
+              <w:bidi/>
+              <w:spacing w:after="0" w:line="300"/>
+              <w:jc w:val="right"/>
+            </w:pPr>
+            <w:r>
+              <w:rPr>
+                <w:rFonts w:ascii="David" w:cs="David" w:eastAsia="David" w:hAnsi="David"/>
+                <w:b w:val="false"/>
+                <w:bCs w:val="false"/>
+                <w:sz w:val="22"/>
+                <w:szCs w:val="22"/>
+                <w:rtl/>
+              </w:rPr>
+              <w:t xml:space="preserve">Abramovich (2019)</w:t>
+            </w:r>
+          </w:p>
+        </w:tc>
+        <w:tc>
+          <w:tcPr>
+            <w:tcW w:type="dxa" w:w="2600"/>
+            <w:tcMar>
+              <w:top w:type="dxa" w:w="80"/>
+              <w:left w:type="dxa" w:w="100"/>
+              <w:bottom w:type="dxa" w:w="80"/>
+              <w:right w:type="dxa" w:w="100"/>
+            </w:tcMar>
+          </w:tcPr>
+          <w:p>
+            <w:pPr>
+              <w:bidi/>
+              <w:spacing w:after="0" w:line="300"/>
+              <w:jc w:val="right"/>
+            </w:pPr>
+            <w:r>
+              <w:rPr>
+                <w:rFonts w:ascii="David" w:cs="David" w:eastAsia="David" w:hAnsi="David"/>
+                <w:b w:val="false"/>
+                <w:bCs w:val="false"/>
+                <w:sz w:val="22"/>
+                <w:szCs w:val="22"/>
+                <w:rtl/>
+              </w:rPr>
+              <w:t xml:space="preserve">זיכרון השואה, הדור השלישי, אשמה</w:t>
+            </w:r>
+          </w:p>
+        </w:tc>
+        <w:tc>
+          <w:tcPr>
+            <w:tcW w:type="dxa" w:w="4400"/>
+            <w:tcMar>
+              <w:top w:type="dxa" w:w="80"/>
+              <w:left w:type="dxa" w:w="100"/>
+              <w:bottom w:type="dxa" w:w="80"/>
+              <w:right w:type="dxa" w:w="100"/>
+            </w:tcMar>
+          </w:tcPr>
+          <w:p>
+            <w:pPr>
+              <w:bidi/>
+              <w:spacing w:after="0" w:line="300"/>
+              <w:jc w:val="right"/>
+            </w:pPr>
+            <w:r>
+              <w:rPr>
+                <w:rFonts w:ascii="David" w:cs="David" w:eastAsia="David" w:hAnsi="David"/>
+                <w:b w:val="false"/>
+                <w:bCs w:val="false"/>
+                <w:sz w:val="22"/>
+                <w:szCs w:val="22"/>
+                <w:rtl/>
+              </w:rPr>
+              <w:t xml:space="preserve">אשמה וחרטה של ילד כלפי דור ההורים והסבים; זיכרון פרטי מול ממלכתי (מבוא, פרק 2)</w:t>
+            </w:r>
+          </w:p>
+        </w:tc>
+      </w:tr>
+      <w:tr>
+        <w:tc>
+          <w:tcPr>
+            <w:tcW w:type="dxa" w:w="2000"/>
+            <w:tcMar>
+              <w:top w:type="dxa" w:w="80"/>
+              <w:left w:type="dxa" w:w="100"/>
+              <w:bottom w:type="dxa" w:w="80"/>
+              <w:right w:type="dxa" w:w="100"/>
+            </w:tcMar>
+          </w:tcPr>
+          <w:p>
+            <w:pPr>
+              <w:bidi/>
+              <w:spacing w:after="0" w:line="300"/>
+              <w:jc w:val="right"/>
+            </w:pPr>
+            <w:r>
+              <w:rPr>
+                <w:rFonts w:ascii="David" w:cs="David" w:eastAsia="David" w:hAnsi="David"/>
+                <w:b w:val="false"/>
+                <w:bCs w:val="false"/>
+                <w:sz w:val="22"/>
+                <w:szCs w:val="22"/>
+                <w:rtl/>
+              </w:rPr>
+              <w:t xml:space="preserve">Mendelson-Maoz (2018)</w:t>
+            </w:r>
+          </w:p>
+        </w:tc>
+        <w:tc>
+          <w:tcPr>
+            <w:tcW w:type="dxa" w:w="2600"/>
+            <w:tcMar>
+              <w:top w:type="dxa" w:w="80"/>
+              <w:left w:type="dxa" w:w="100"/>
+              <w:bottom w:type="dxa" w:w="80"/>
+              <w:right w:type="dxa" w:w="100"/>
+            </w:tcMar>
+          </w:tcPr>
+          <w:p>
+            <w:pPr>
+              <w:bidi/>
+              <w:spacing w:after="0" w:line="300"/>
+              <w:jc w:val="right"/>
+            </w:pPr>
+            <w:r>
+              <w:rPr>
+                <w:rFonts w:ascii="David" w:cs="David" w:eastAsia="David" w:hAnsi="David"/>
+                <w:b w:val="false"/>
+                <w:bCs w:val="false"/>
+                <w:sz w:val="22"/>
+                <w:szCs w:val="22"/>
+                <w:rtl/>
+              </w:rPr>
+              <w:t xml:space="preserve">"המתים-החיים", קורבן וגבריות</w:t>
+            </w:r>
+          </w:p>
+        </w:tc>
+        <w:tc>
+          <w:tcPr>
+            <w:tcW w:type="dxa" w:w="4400"/>
+            <w:tcMar>
+              <w:top w:type="dxa" w:w="80"/>
+              <w:left w:type="dxa" w:w="100"/>
+              <w:bottom w:type="dxa" w:w="80"/>
+              <w:right w:type="dxa" w:w="100"/>
+            </w:tcMar>
+          </w:tcPr>
+          <w:p>
+            <w:pPr>
+              <w:bidi/>
+              <w:spacing w:after="0" w:line="300"/>
+              <w:jc w:val="right"/>
+            </w:pPr>
+            <w:r>
+              <w:rPr>
+                <w:rFonts w:ascii="David" w:cs="David" w:eastAsia="David" w:hAnsi="David"/>
+                <w:b w:val="false"/>
+                <w:bCs w:val="false"/>
+                <w:sz w:val="22"/>
+                <w:szCs w:val="22"/>
+                <w:rtl/>
+              </w:rPr>
+              <w:t xml:space="preserve">האנשים החלולים כמתים-חיים; האב שמת בפינה; הבן שנעשה אחד מהם (פרק 2, פרק 4)</w:t>
             </w:r>
           </w:p>
         </w:tc>
@@ -1231,7 +1439,7 @@
                 <w:szCs w:val="22"/>
                 <w:rtl/>
               </w:rPr>
-              <w:t xml:space="preserve">הדור השני לשואה, זיכרון משפחתי</w:t>
+              <w:t xml:space="preserve">הדור השני, משפחה וזיכרון</w:t>
             </w:r>
           </w:p>
         </w:tc>
@@ -1260,7 +1468,7 @@
                 <w:szCs w:val="22"/>
                 <w:rtl/>
               </w:rPr>
-              <w:t xml:space="preserve">יחסי אב–בן, הורשה של פחד ושל "קולות", ההומור והפנטזיה כדרך לחיות עם הטראומה (פרקים 3, 5)</w:t>
+              <w:t xml:space="preserve">יחסי אב–בן, הורשת הפחד, ההומור כדרך לחיות עם הטראומה (רקע תאורטי, פרק 2, דיון)</w:t>
             </w:r>
           </w:p>
         </w:tc>
@@ -1291,7 +1499,7 @@
                 <w:szCs w:val="22"/>
                 <w:rtl/>
               </w:rPr>
-              <w:t xml:space="preserve">Lazarus &amp; Folkman (1984)</w:t>
+              <w:t xml:space="preserve">Schwartz (2018)</w:t>
             </w:r>
           </w:p>
         </w:tc>
@@ -1320,7 +1528,7 @@
                 <w:szCs w:val="22"/>
                 <w:rtl/>
               </w:rPr>
-              <w:t xml:space="preserve">פסיכולוגיה של לחץ והתמודדות</w:t>
+              <w:t xml:space="preserve">ההומור ו"סתם" אצל קרת</w:t>
             </w:r>
           </w:p>
         </w:tc>
@@ -1349,96 +1557,7 @@
                 <w:szCs w:val="22"/>
                 <w:rtl/>
               </w:rPr>
-              <w:t xml:space="preserve">המסגרת המושגית: התמודדות ממוקדת-בעיה, ממוקדת-רגש והימנעות (פרק 2, וכלי הניתוח בפרקים 3–4)</w:t>
-            </w:r>
-          </w:p>
-        </w:tc>
-      </w:tr>
-      <w:tr>
-        <w:tc>
-          <w:tcPr>
-            <w:tcW w:type="dxa" w:w="2000"/>
-            <w:tcMar>
-              <w:top w:type="dxa" w:w="80"/>
-              <w:left w:type="dxa" w:w="100"/>
-              <w:bottom w:type="dxa" w:w="80"/>
-              <w:right w:type="dxa" w:w="100"/>
-            </w:tcMar>
-          </w:tcPr>
-          <w:p>
-            <w:pPr>
-              <w:bidi/>
-              <w:spacing w:after="0" w:line="300"/>
-              <w:jc w:val="right"/>
-            </w:pPr>
-            <w:r>
-              <w:rPr>
-                <w:rFonts w:ascii="David" w:cs="David" w:eastAsia="David" w:hAnsi="David"/>
-                <w:b w:val="false"/>
-                <w:bCs w:val="false"/>
-                <w:sz w:val="22"/>
-                <w:szCs w:val="22"/>
-                <w:rtl/>
-              </w:rPr>
-              <w:t xml:space="preserve">Rubin (1999)</w:t>
-            </w:r>
-          </w:p>
-        </w:tc>
-        <w:tc>
-          <w:tcPr>
-            <w:tcW w:type="dxa" w:w="2600"/>
-            <w:tcMar>
-              <w:top w:type="dxa" w:w="80"/>
-              <w:left w:type="dxa" w:w="100"/>
-              <w:bottom w:type="dxa" w:w="80"/>
-              <w:right w:type="dxa" w:w="100"/>
-            </w:tcMar>
-          </w:tcPr>
-          <w:p>
-            <w:pPr>
-              <w:bidi/>
-              <w:spacing w:after="0" w:line="300"/>
-              <w:jc w:val="right"/>
-            </w:pPr>
-            <w:r>
-              <w:rPr>
-                <w:rFonts w:ascii="David" w:cs="David" w:eastAsia="David" w:hAnsi="David"/>
-                <w:b w:val="false"/>
-                <w:bCs w:val="false"/>
-                <w:sz w:val="22"/>
-                <w:szCs w:val="22"/>
-                <w:rtl/>
-              </w:rPr>
-              <w:t xml:space="preserve">אובדן ושכול – מודל דו-מסלולי</w:t>
-            </w:r>
-          </w:p>
-        </w:tc>
-        <w:tc>
-          <w:tcPr>
-            <w:tcW w:type="dxa" w:w="4400"/>
-            <w:tcMar>
-              <w:top w:type="dxa" w:w="80"/>
-              <w:left w:type="dxa" w:w="100"/>
-              <w:bottom w:type="dxa" w:w="80"/>
-              <w:right w:type="dxa" w:w="100"/>
-            </w:tcMar>
-          </w:tcPr>
-          <w:p>
-            <w:pPr>
-              <w:bidi/>
-              <w:spacing w:after="0" w:line="300"/>
-              <w:jc w:val="right"/>
-            </w:pPr>
-            <w:r>
-              <w:rPr>
-                <w:rFonts w:ascii="David" w:cs="David" w:eastAsia="David" w:hAnsi="David"/>
-                <w:b w:val="false"/>
-                <w:bCs w:val="false"/>
-                <w:sz w:val="22"/>
-                <w:szCs w:val="22"/>
-                <w:rtl/>
-              </w:rPr>
-              <w:t xml:space="preserve">מות האם והאב ב"האנשים החלולים"; התפקוד לעומת הקשר המתמשך למת (פרקים 3, 5)</w:t>
+              <w:t xml:space="preserve">"סתם קולות", "סתם, ממש סתם", הצוואר – הבנאלי כהתמודדות לא-קורבנית (פרקים 2–3, דיון)</w:t>
             </w:r>
           </w:p>
         </w:tc>
@@ -1477,7 +1596,7 @@
           <w:szCs w:val="24"/>
           <w:rtl/>
         </w:rPr>
-        <w:t xml:space="preserve">הערה על APA 7 בעברית: שם משפחה, ראשי תיבות של השם הפרטי עם גרש (א'), שנה בסוגריים, שם הספר או כתב העת באות נטויה, ללא ציון עיר ההוצאה. בגוף העבודה מצטטים כך: (מנדלסון-מעוז, 1998, עמ' 271) או Lazarus &amp; Folkman, 1984).</w:t>
+        <w:t xml:space="preserve">הערה על APA 7 בעברית: שם משפחה, ראשי תיבות של השם הפרטי עם גרש (א'), שנה בסוגריים, שם הספר או כתב העת באות נטויה, ללא ציון עיר ההוצאה. בגוף העבודה מצטטים כך: (קצמן, 2005, עמ' 22) או (Schwartz, 2018).</w:t>
       </w:r>
     </w:p>
     <w:p>
